--- a/Documentation/ML project report.docx
+++ b/Documentation/ML project report.docx
@@ -1374,23 +1374,7 @@
           <w:sz w:val="24"/>
           <w:szCs w:val="24"/>
         </w:rPr>
-        <w:t xml:space="preserve">Appendix </w:t>
-      </w:r>
-      <w:r>
-        <w:rPr>
-          <w:rFonts w:ascii="Times New Roman" w:hAnsi="Times New Roman" w:cs="Times New Roman"/>
-          <w:sz w:val="24"/>
-          <w:szCs w:val="24"/>
-        </w:rPr>
-        <w:t>A</w:t>
-      </w:r>
-      <w:r>
-        <w:rPr>
-          <w:rFonts w:ascii="Times New Roman" w:hAnsi="Times New Roman" w:cs="Times New Roman"/>
-          <w:sz w:val="24"/>
-          <w:szCs w:val="24"/>
-        </w:rPr>
-        <w:t>: Raw Data Samples</w:t>
+        <w:t>Appendix A: Raw Data Samples</w:t>
       </w:r>
     </w:p>
     <w:p>
@@ -1413,47 +1397,7 @@
           <w:sz w:val="24"/>
           <w:szCs w:val="24"/>
         </w:rPr>
-        <w:t xml:space="preserve">Appendix </w:t>
-      </w:r>
-      <w:r>
-        <w:rPr>
-          <w:rFonts w:ascii="Times New Roman" w:hAnsi="Times New Roman" w:cs="Times New Roman"/>
-          <w:sz w:val="24"/>
-          <w:szCs w:val="24"/>
-        </w:rPr>
-        <w:t>B</w:t>
-      </w:r>
-      <w:r>
-        <w:rPr>
-          <w:rFonts w:ascii="Times New Roman" w:hAnsi="Times New Roman" w:cs="Times New Roman"/>
-          <w:sz w:val="24"/>
-          <w:szCs w:val="24"/>
-        </w:rPr>
-        <w:t xml:space="preserve">: GUI </w:t>
-      </w:r>
-      <w:r>
-        <w:rPr>
-          <w:rFonts w:ascii="Times New Roman" w:hAnsi="Times New Roman" w:cs="Times New Roman"/>
-          <w:sz w:val="24"/>
-          <w:szCs w:val="24"/>
-        </w:rPr>
-        <w:t>(</w:t>
-      </w:r>
-      <w:r>
-        <w:rPr>
-          <w:rFonts w:ascii="Times New Roman" w:hAnsi="Times New Roman" w:cs="Times New Roman"/>
-          <w:sz w:val="24"/>
-          <w:szCs w:val="24"/>
-        </w:rPr>
-        <w:t>Graphical User Interface</w:t>
-      </w:r>
-      <w:r>
-        <w:rPr>
-          <w:rFonts w:ascii="Times New Roman" w:hAnsi="Times New Roman" w:cs="Times New Roman"/>
-          <w:sz w:val="24"/>
-          <w:szCs w:val="24"/>
-        </w:rPr>
-        <w:t>)</w:t>
+        <w:t>Appendix B: GUI (Graphical User Interface)</w:t>
       </w:r>
     </w:p>
     <w:p>
@@ -1476,39 +1420,7 @@
           <w:sz w:val="24"/>
           <w:szCs w:val="24"/>
         </w:rPr>
-        <w:t xml:space="preserve">Appendix </w:t>
-      </w:r>
-      <w:r>
-        <w:rPr>
-          <w:rFonts w:ascii="Times New Roman" w:hAnsi="Times New Roman" w:cs="Times New Roman"/>
-          <w:sz w:val="24"/>
-          <w:szCs w:val="24"/>
-        </w:rPr>
-        <w:t>C</w:t>
-      </w:r>
-      <w:r>
-        <w:rPr>
-          <w:rFonts w:ascii="Times New Roman" w:hAnsi="Times New Roman" w:cs="Times New Roman"/>
-          <w:sz w:val="24"/>
-          <w:szCs w:val="24"/>
-        </w:rPr>
-        <w:t>:</w:t>
-      </w:r>
-      <w:r>
-        <w:rPr>
-          <w:rFonts w:ascii="Times New Roman" w:hAnsi="Times New Roman" w:cs="Times New Roman"/>
-          <w:sz w:val="24"/>
-          <w:szCs w:val="24"/>
-        </w:rPr>
-        <w:t xml:space="preserve"> Project o</w:t>
-      </w:r>
-      <w:r>
-        <w:rPr>
-          <w:rFonts w:ascii="Times New Roman" w:hAnsi="Times New Roman" w:cs="Times New Roman"/>
-          <w:sz w:val="24"/>
-          <w:szCs w:val="24"/>
-        </w:rPr>
-        <w:t>utcome</w:t>
+        <w:t>Appendix C: Project outcome</w:t>
       </w:r>
     </w:p>
     <w:p>
@@ -11639,9 +11551,9 @@
           <w:lang w:val="en-IN"/>
         </w:rPr>
         <w:drawing>
-          <wp:inline distT="0" distB="0" distL="0" distR="0" wp14:anchorId="1F22B418" wp14:editId="17C6EA14">
-            <wp:extent cx="5306274" cy="3764280"/>
-            <wp:effectExtent l="0" t="0" r="8890" b="7620"/>
+          <wp:inline distT="0" distB="0" distL="0" distR="0" wp14:anchorId="1F22B418" wp14:editId="0DC66EC8">
+            <wp:extent cx="4792980" cy="3400149"/>
+            <wp:effectExtent l="0" t="0" r="7620" b="0"/>
             <wp:docPr id="132014433" name="Picture 2"/>
             <wp:cNvGraphicFramePr>
               <a:graphicFrameLocks xmlns:a="http://schemas.openxmlformats.org/drawingml/2006/main" noChangeAspect="1"/>
@@ -11671,7 +11583,7 @@
                   <pic:spPr bwMode="auto">
                     <a:xfrm>
                       <a:off x="0" y="0"/>
-                      <a:ext cx="5311799" cy="3768200"/>
+                      <a:ext cx="4802661" cy="3407017"/>
                     </a:xfrm>
                     <a:prstGeom prst="rect">
                       <a:avLst/>
@@ -11680,6 +11592,76 @@
                     <a:ln>
                       <a:noFill/>
                     </a:ln>
+                  </pic:spPr>
+                </pic:pic>
+              </a:graphicData>
+            </a:graphic>
+          </wp:inline>
+        </w:drawing>
+      </w:r>
+    </w:p>
+    <w:p>
+      <w:pPr>
+        <w:spacing w:line="360" w:lineRule="auto"/>
+        <w:jc w:val="center"/>
+        <w:rPr>
+          <w:rFonts w:ascii="Times New Roman" w:hAnsi="Times New Roman" w:cs="Times New Roman"/>
+          <w:b/>
+          <w:bCs/>
+          <w:sz w:val="24"/>
+          <w:szCs w:val="24"/>
+          <w:lang w:val="en-IN"/>
+        </w:rPr>
+      </w:pPr>
+      <w:r>
+        <w:rPr>
+          <w:rFonts w:ascii="Times New Roman" w:hAnsi="Times New Roman" w:cs="Times New Roman"/>
+          <w:b/>
+          <w:bCs/>
+          <w:noProof/>
+          <w:sz w:val="24"/>
+          <w:szCs w:val="24"/>
+          <w:lang w:val="en-IN"/>
+        </w:rPr>
+        <w:drawing>
+          <wp:inline distT="0" distB="0" distL="0" distR="0" wp14:anchorId="4F5DDEE2" wp14:editId="5A570775">
+            <wp:extent cx="4743758" cy="3314700"/>
+            <wp:effectExtent l="0" t="0" r="0" b="0"/>
+            <wp:docPr id="1796073165" name="Picture 2"/>
+            <wp:cNvGraphicFramePr>
+              <a:graphicFrameLocks xmlns:a="http://schemas.openxmlformats.org/drawingml/2006/main" noChangeAspect="1"/>
+            </wp:cNvGraphicFramePr>
+            <a:graphic xmlns:a="http://schemas.openxmlformats.org/drawingml/2006/main">
+              <a:graphicData uri="http://schemas.openxmlformats.org/drawingml/2006/picture">
+                <pic:pic xmlns:pic="http://schemas.openxmlformats.org/drawingml/2006/picture">
+                  <pic:nvPicPr>
+                    <pic:cNvPr id="0" name="Picture 2"/>
+                    <pic:cNvPicPr>
+                      <a:picLocks noChangeAspect="1" noChangeArrowheads="1"/>
+                    </pic:cNvPicPr>
+                  </pic:nvPicPr>
+                  <pic:blipFill>
+                    <a:blip r:embed="rId27">
+                      <a:extLst>
+                        <a:ext uri="{28A0092B-C50C-407E-A947-70E740481C1C}">
+                          <a14:useLocalDpi xmlns:a14="http://schemas.microsoft.com/office/drawing/2010/main" val="0"/>
+                        </a:ext>
+                      </a:extLst>
+                    </a:blip>
+                    <a:srcRect/>
+                    <a:stretch>
+                      <a:fillRect/>
+                    </a:stretch>
+                  </pic:blipFill>
+                  <pic:spPr bwMode="auto">
+                    <a:xfrm>
+                      <a:off x="0" y="0"/>
+                      <a:ext cx="4761863" cy="3327351"/>
+                    </a:xfrm>
+                    <a:prstGeom prst="rect">
+                      <a:avLst/>
+                    </a:prstGeom>
+                    <a:noFill/>
                   </pic:spPr>
                 </pic:pic>
               </a:graphicData>
@@ -16644,6 +16626,7 @@
   <w:style w:type="character" w:default="1" w:styleId="DefaultParagraphFont">
     <w:name w:val="Default Paragraph Font"/>
     <w:uiPriority w:val="1"/>
+    <w:semiHidden/>
     <w:unhideWhenUsed/>
   </w:style>
   <w:style w:type="table" w:default="1" w:styleId="TableNormal">
